--- a/downloads/卷10 行动篇·上：工具调用与 MCP 协议.docx
+++ b/downloads/卷10 行动篇·上：工具调用与 MCP 协议.docx
@@ -1652,7 +1652,7 @@
               <w:rPr>
                 <w:rStyle w:val="Hyperlink"/>
               </w:rPr>
-              <w:t>思考与练习</w:t>
+              <w:t>本卷实战实验室</w:t>
             </w:r>
             <w:r>
               <w:tab/>
@@ -1668,6 +1668,78 @@
             </w:r>
             <w:r>
               <w:t>45</w:t>
+            </w:r>
+            <w:r>
+              <w:fldChar w:fldCharType="end"/>
+            </w:r>
+          </w:hyperlink>
+        </w:p>
+        <w:p>
+          <w:pPr>
+            <w:pStyle w:val="11"/>
+            <w:ind w:left="360"/>
+            <w:tabs>
+              <w:tab w:val="right" w:leader="dot" w:pos="9026"/>
+            </w:tabs>
+            <w:spacing w:before="120" w:after="60"/>
+          </w:pPr>
+          <w:hyperlink w:anchor="_Toc100032" w:history="1">
+            <w:r>
+              <w:rPr>
+                <w:rStyle w:val="Hyperlink"/>
+              </w:rPr>
+              <w:t>实验 1：用 MCP Inspector 调试你的 Server（25 分钟）</w:t>
+            </w:r>
+            <w:r>
+              <w:tab/>
+            </w:r>
+            <w:r>
+              <w:fldChar w:fldCharType="begin"/>
+            </w:r>
+            <w:r>
+              <w:instrText xml:space="preserve"> PAGEREF _Toc100032 \h </w:instrText>
+            </w:r>
+            <w:r>
+              <w:fldChar w:fldCharType="separate"/>
+            </w:r>
+            <w:r>
+              <w:t>46</w:t>
+            </w:r>
+            <w:r>
+              <w:fldChar w:fldCharType="end"/>
+            </w:r>
+          </w:hyperlink>
+        </w:p>
+        <w:p>
+          <w:pPr>
+            <w:pStyle w:val="11"/>
+            <w:ind w:left="360"/>
+            <w:tabs>
+              <w:tab w:val="right" w:leader="dot" w:pos="9026"/>
+            </w:tabs>
+            <w:spacing w:before="120" w:after="60"/>
+          </w:pPr>
+          <w:hyperlink w:anchor="_Toc100033" w:history="1">
+            <w:r>
+              <w:rPr>
+                <w:rStyle w:val="Hyperlink"/>
+              </w:rPr>
+              <w:t>实验 2：接入真实客户端并验证（20 分钟）</w:t>
+            </w:r>
+            <w:r>
+              <w:tab/>
+            </w:r>
+            <w:r>
+              <w:fldChar w:fldCharType="begin"/>
+            </w:r>
+            <w:r>
+              <w:instrText xml:space="preserve"> PAGEREF _Toc100033 \h </w:instrText>
+            </w:r>
+            <w:r>
+              <w:fldChar w:fldCharType="separate"/>
+            </w:r>
+            <w:r>
+              <w:t>46</w:t>
             </w:r>
             <w:r>
               <w:fldChar w:fldCharType="end"/>
@@ -1682,11 +1754,441 @@
             </w:tabs>
             <w:spacing w:before="120" w:after="60"/>
           </w:pPr>
-          <w:hyperlink w:anchor="_Toc100032" w:history="1">
+          <w:hyperlink w:anchor="_Toc100034" w:history="1">
             <w:r>
               <w:rPr>
                 <w:rStyle w:val="Hyperlink"/>
               </w:rPr>
+              <w:t>思考与练习</w:t>
+            </w:r>
+            <w:r>
+              <w:tab/>
+            </w:r>
+            <w:r>
+              <w:fldChar w:fldCharType="begin"/>
+            </w:r>
+            <w:r>
+              <w:instrText xml:space="preserve"> PAGEREF _Toc100034 \h </w:instrText>
+            </w:r>
+            <w:r>
+              <w:fldChar w:fldCharType="separate"/>
+            </w:r>
+            <w:r>
+              <w:t>47</w:t>
+            </w:r>
+            <w:r>
+              <w:fldChar w:fldCharType="end"/>
+            </w:r>
+          </w:hyperlink>
+        </w:p>
+        <w:p>
+          <w:pPr>
+            <w:pStyle w:val="9"/>
+            <w:tabs>
+              <w:tab w:val="right" w:leader="dot" w:pos="9026"/>
+            </w:tabs>
+            <w:spacing w:before="120" w:after="60"/>
+          </w:pPr>
+          <w:hyperlink w:anchor="_Toc100035" w:history="1">
+            <w:r>
+              <w:rPr>
+                <w:rStyle w:val="Hyperlink"/>
+              </w:rPr>
+              <w:t>面试题精选（附参考答案）</w:t>
+            </w:r>
+            <w:r>
+              <w:tab/>
+            </w:r>
+            <w:r>
+              <w:fldChar w:fldCharType="begin"/>
+            </w:r>
+            <w:r>
+              <w:instrText xml:space="preserve"> PAGEREF _Toc100035 \h </w:instrText>
+            </w:r>
+            <w:r>
+              <w:fldChar w:fldCharType="separate"/>
+            </w:r>
+            <w:r>
+              <w:t>47</w:t>
+            </w:r>
+            <w:r>
+              <w:fldChar w:fldCharType="end"/>
+            </w:r>
+          </w:hyperlink>
+        </w:p>
+        <w:p>
+          <w:pPr>
+            <w:pStyle w:val="11"/>
+            <w:ind w:left="360"/>
+            <w:tabs>
+              <w:tab w:val="right" w:leader="dot" w:pos="9026"/>
+            </w:tabs>
+            <w:spacing w:before="120" w:after="60"/>
+          </w:pPr>
+          <w:hyperlink w:anchor="_Toc100036" w:history="1">
+            <w:r>
+              <w:rPr>
+                <w:rStyle w:val="Hyperlink"/>
+              </w:rPr>
+              <w:t>题1　什么是工具调用？它与传统 API 集成有何本质区别？</w:t>
+            </w:r>
+            <w:r>
+              <w:tab/>
+            </w:r>
+            <w:r>
+              <w:fldChar w:fldCharType="begin"/>
+            </w:r>
+            <w:r>
+              <w:instrText xml:space="preserve"> PAGEREF _Toc100036 \h </w:instrText>
+            </w:r>
+            <w:r>
+              <w:fldChar w:fldCharType="separate"/>
+            </w:r>
+            <w:r>
+              <w:t>48</w:t>
+            </w:r>
+            <w:r>
+              <w:fldChar w:fldCharType="end"/>
+            </w:r>
+          </w:hyperlink>
+        </w:p>
+        <w:p>
+          <w:pPr>
+            <w:pStyle w:val="11"/>
+            <w:ind w:left="360"/>
+            <w:tabs>
+              <w:tab w:val="right" w:leader="dot" w:pos="9026"/>
+            </w:tabs>
+            <w:spacing w:before="120" w:after="60"/>
+          </w:pPr>
+          <w:hyperlink w:anchor="_Toc100037" w:history="1">
+            <w:r>
+              <w:rPr>
+                <w:rStyle w:val="Hyperlink"/>
+              </w:rPr>
+              <w:t>题2　JSON Schema 在工具调用中扮演什么角色？核心要素有哪些？</w:t>
+            </w:r>
+            <w:r>
+              <w:tab/>
+            </w:r>
+            <w:r>
+              <w:fldChar w:fldCharType="begin"/>
+            </w:r>
+            <w:r>
+              <w:instrText xml:space="preserve"> PAGEREF _Toc100037 \h </w:instrText>
+            </w:r>
+            <w:r>
+              <w:fldChar w:fldCharType="separate"/>
+            </w:r>
+            <w:r>
+              <w:t>48</w:t>
+            </w:r>
+            <w:r>
+              <w:fldChar w:fldCharType="end"/>
+            </w:r>
+          </w:hyperlink>
+        </w:p>
+        <w:p>
+          <w:pPr>
+            <w:pStyle w:val="11"/>
+            <w:ind w:left="360"/>
+            <w:tabs>
+              <w:tab w:val="right" w:leader="dot" w:pos="9026"/>
+            </w:tabs>
+            <w:spacing w:before="120" w:after="60"/>
+          </w:pPr>
+          <w:hyperlink w:anchor="_Toc100038" w:history="1">
+            <w:r>
+              <w:rPr>
+                <w:rStyle w:val="Hyperlink"/>
+              </w:rPr>
+              <w:t>题3　什么是并行函数调用？哪些场景不适用？</w:t>
+            </w:r>
+            <w:r>
+              <w:tab/>
+            </w:r>
+            <w:r>
+              <w:fldChar w:fldCharType="begin"/>
+            </w:r>
+            <w:r>
+              <w:instrText xml:space="preserve"> PAGEREF _Toc100038 \h </w:instrText>
+            </w:r>
+            <w:r>
+              <w:fldChar w:fldCharType="separate"/>
+            </w:r>
+            <w:r>
+              <w:t>49</w:t>
+            </w:r>
+            <w:r>
+              <w:fldChar w:fldCharType="end"/>
+            </w:r>
+          </w:hyperlink>
+        </w:p>
+        <w:p>
+          <w:pPr>
+            <w:pStyle w:val="11"/>
+            <w:ind w:left="360"/>
+            <w:tabs>
+              <w:tab w:val="right" w:leader="dot" w:pos="9026"/>
+            </w:tabs>
+            <w:spacing w:before="120" w:after="60"/>
+          </w:pPr>
+          <w:hyperlink w:anchor="_Toc100039" w:history="1">
+            <w:r>
+              <w:rPr>
+                <w:rStyle w:val="Hyperlink"/>
+              </w:rPr>
+              <w:t>题4　工具调用失败后如何处理？什么是错误回注与自我纠正？</w:t>
+            </w:r>
+            <w:r>
+              <w:tab/>
+            </w:r>
+            <w:r>
+              <w:fldChar w:fldCharType="begin"/>
+            </w:r>
+            <w:r>
+              <w:instrText xml:space="preserve"> PAGEREF _Toc100039 \h </w:instrText>
+            </w:r>
+            <w:r>
+              <w:fldChar w:fldCharType="separate"/>
+            </w:r>
+            <w:r>
+              <w:t>49</w:t>
+            </w:r>
+            <w:r>
+              <w:fldChar w:fldCharType="end"/>
+            </w:r>
+          </w:hyperlink>
+        </w:p>
+        <w:p>
+          <w:pPr>
+            <w:pStyle w:val="11"/>
+            <w:ind w:left="360"/>
+            <w:tabs>
+              <w:tab w:val="right" w:leader="dot" w:pos="9026"/>
+            </w:tabs>
+            <w:spacing w:before="120" w:after="60"/>
+          </w:pPr>
+          <w:hyperlink w:anchor="_Toc100040" w:history="1">
+            <w:r>
+              <w:rPr>
+                <w:rStyle w:val="Hyperlink"/>
+              </w:rPr>
+              <w:t>题5　工具数量与模型的选择准确率有什么关系？如何应对？</w:t>
+            </w:r>
+            <w:r>
+              <w:tab/>
+            </w:r>
+            <w:r>
+              <w:fldChar w:fldCharType="begin"/>
+            </w:r>
+            <w:r>
+              <w:instrText xml:space="preserve"> PAGEREF _Toc100040 \h </w:instrText>
+            </w:r>
+            <w:r>
+              <w:fldChar w:fldCharType="separate"/>
+            </w:r>
+            <w:r>
+              <w:t>50</w:t>
+            </w:r>
+            <w:r>
+              <w:fldChar w:fldCharType="end"/>
+            </w:r>
+          </w:hyperlink>
+        </w:p>
+        <w:p>
+          <w:pPr>
+            <w:pStyle w:val="11"/>
+            <w:ind w:left="360"/>
+            <w:tabs>
+              <w:tab w:val="right" w:leader="dot" w:pos="9026"/>
+            </w:tabs>
+            <w:spacing w:before="120" w:after="60"/>
+          </w:pPr>
+          <w:hyperlink w:anchor="_Toc100041" w:history="1">
+            <w:r>
+              <w:rPr>
+                <w:rStyle w:val="Hyperlink"/>
+              </w:rPr>
+              <w:t>题6　什么是 Structured Outputs？受限解码如何工作？</w:t>
+            </w:r>
+            <w:r>
+              <w:tab/>
+            </w:r>
+            <w:r>
+              <w:fldChar w:fldCharType="begin"/>
+            </w:r>
+            <w:r>
+              <w:instrText xml:space="preserve"> PAGEREF _Toc100041 \h </w:instrText>
+            </w:r>
+            <w:r>
+              <w:fldChar w:fldCharType="separate"/>
+            </w:r>
+            <w:r>
+              <w:t>51</w:t>
+            </w:r>
+            <w:r>
+              <w:fldChar w:fldCharType="end"/>
+            </w:r>
+          </w:hyperlink>
+        </w:p>
+        <w:p>
+          <w:pPr>
+            <w:pStyle w:val="11"/>
+            <w:ind w:left="360"/>
+            <w:tabs>
+              <w:tab w:val="right" w:leader="dot" w:pos="9026"/>
+            </w:tabs>
+            <w:spacing w:before="120" w:after="60"/>
+          </w:pPr>
+          <w:hyperlink w:anchor="_Toc100042" w:history="1">
+            <w:r>
+              <w:rPr>
+                <w:rStyle w:val="Hyperlink"/>
+              </w:rPr>
+              <w:t>题7　什么是 MCP？它如何把 M×N 集成地狱变为 M+N？</w:t>
+            </w:r>
+            <w:r>
+              <w:tab/>
+            </w:r>
+            <w:r>
+              <w:fldChar w:fldCharType="begin"/>
+            </w:r>
+            <w:r>
+              <w:instrText xml:space="preserve"> PAGEREF _Toc100042 \h </w:instrText>
+            </w:r>
+            <w:r>
+              <w:fldChar w:fldCharType="separate"/>
+            </w:r>
+            <w:r>
+              <w:t>51</w:t>
+            </w:r>
+            <w:r>
+              <w:fldChar w:fldCharType="end"/>
+            </w:r>
+          </w:hyperlink>
+        </w:p>
+        <w:p>
+          <w:pPr>
+            <w:pStyle w:val="11"/>
+            <w:ind w:left="360"/>
+            <w:tabs>
+              <w:tab w:val="right" w:leader="dot" w:pos="9026"/>
+            </w:tabs>
+            <w:spacing w:before="120" w:after="60"/>
+          </w:pPr>
+          <w:hyperlink w:anchor="_Toc100043" w:history="1">
+            <w:r>
+              <w:rPr>
+                <w:rStyle w:val="Hyperlink"/>
+              </w:rPr>
+              <w:t>题8　MCP 的 Host、Client、Server 三角色各承担什么职责？</w:t>
+            </w:r>
+            <w:r>
+              <w:tab/>
+            </w:r>
+            <w:r>
+              <w:fldChar w:fldCharType="begin"/>
+            </w:r>
+            <w:r>
+              <w:instrText xml:space="preserve"> PAGEREF _Toc100043 \h </w:instrText>
+            </w:r>
+            <w:r>
+              <w:fldChar w:fldCharType="separate"/>
+            </w:r>
+            <w:r>
+              <w:t>52</w:t>
+            </w:r>
+            <w:r>
+              <w:fldChar w:fldCharType="end"/>
+            </w:r>
+          </w:hyperlink>
+        </w:p>
+        <w:p>
+          <w:pPr>
+            <w:pStyle w:val="11"/>
+            <w:ind w:left="360"/>
+            <w:tabs>
+              <w:tab w:val="right" w:leader="dot" w:pos="9026"/>
+            </w:tabs>
+            <w:spacing w:before="120" w:after="60"/>
+          </w:pPr>
+          <w:hyperlink w:anchor="_Toc100044" w:history="1">
+            <w:r>
+              <w:rPr>
+                <w:rStyle w:val="Hyperlink"/>
+              </w:rPr>
+              <w:t>题9　MCP 的两种官方传输方式如何取舍？</w:t>
+            </w:r>
+            <w:r>
+              <w:tab/>
+            </w:r>
+            <w:r>
+              <w:fldChar w:fldCharType="begin"/>
+            </w:r>
+            <w:r>
+              <w:instrText xml:space="preserve"> PAGEREF _Toc100044 \h </w:instrText>
+            </w:r>
+            <w:r>
+              <w:fldChar w:fldCharType="separate"/>
+            </w:r>
+            <w:r>
+              <w:t>53</w:t>
+            </w:r>
+            <w:r>
+              <w:fldChar w:fldCharType="end"/>
+            </w:r>
+          </w:hyperlink>
+        </w:p>
+        <w:p>
+          <w:pPr>
+            <w:pStyle w:val="11"/>
+            <w:ind w:left="360"/>
+            <w:tabs>
+              <w:tab w:val="right" w:leader="dot" w:pos="9026"/>
+            </w:tabs>
+            <w:spacing w:before="120" w:after="60"/>
+          </w:pPr>
+          <w:hyperlink w:anchor="_Toc100045" w:history="1">
+            <w:r>
+              <w:rPr>
+                <w:rStyle w:val="Hyperlink"/>
+              </w:rPr>
+              <w:t>题10　MCP 三大原语如何区分与协同？</w:t>
+            </w:r>
+            <w:r>
+              <w:tab/>
+            </w:r>
+            <w:r>
+              <w:fldChar w:fldCharType="begin"/>
+            </w:r>
+            <w:r>
+              <w:instrText xml:space="preserve"> PAGEREF _Toc100045 \h </w:instrText>
+            </w:r>
+            <w:r>
+              <w:fldChar w:fldCharType="separate"/>
+            </w:r>
+            <w:r>
+              <w:t>53</w:t>
+            </w:r>
+            <w:r>
+              <w:fldChar w:fldCharType="end"/>
+            </w:r>
+          </w:hyperlink>
+        </w:p>
+        <w:p>
+          <w:pPr>
+            <w:pStyle w:val="9"/>
+            <w:tabs>
+              <w:tab w:val="right" w:leader="dot" w:pos="9026"/>
+            </w:tabs>
+            <w:spacing w:before="120" w:after="60"/>
+          </w:pPr>
+          <w:hyperlink w:anchor="_Toc100046" w:history="1">
+            <w:r>
+              <w:rPr>
+                <w:rStyle w:val="Hyperlink"/>
+              </w:rPr>
               <w:t>下一卷预告</w:t>
             </w:r>
             <w:r>
@@ -1696,13 +2198,13 @@
               <w:fldChar w:fldCharType="begin"/>
             </w:r>
             <w:r>
-              <w:instrText xml:space="preserve"> PAGEREF _Toc100032 \h </w:instrText>
+              <w:instrText xml:space="preserve"> PAGEREF _Toc100046 \h </w:instrText>
             </w:r>
             <w:r>
               <w:fldChar w:fldCharType="separate"/>
             </w:r>
             <w:r>
-              <w:t>46</w:t>
+              <w:t>54</w:t>
             </w:r>
             <w:r>
               <w:fldChar w:fldCharType="end"/>
@@ -11131,104 +11633,222 @@
           <w:sz w:val="32"/>
           <w:szCs w:val="32"/>
         </w:rPr>
-        <w:t xml:space="preserve">思考与练习</w:t>
+        <w:t xml:space="preserve">本卷实战实验室</w:t>
       </w:r>
       <w:bookmarkEnd w:id="100031"/>
     </w:p>
     <w:p>
       <w:pPr>
-        <w:pStyle w:val="ListParagraph"/>
-        <w:numPr>
-          <w:ilvl w:val="0"/>
-          <w:numId w:val="2"/>
-        </w:numPr>
-        <w:spacing w:line="312"/>
-      </w:pPr>
-      <w:r>
-        <w:rPr>
-          <w:rFonts w:ascii="Calibri" w:eastAsia="Microsoft YaHei"/>
-          <w:color w:val="1A2B33"/>
-          <w:sz w:val="24"/>
-          <w:szCs w:val="24"/>
-        </w:rPr>
-        <w:t xml:space="preserve">找一段你工作中真实存在的工具描述（或基于第二章的最佳实践从零写一段），用 GPT-4o 或 Claude 测试其在 5 个边界场景下的调用准确率（包括参数错误、缺必填字段、嵌套过深等），并记录失败模式。</w:t>
-      </w:r>
-    </w:p>
-    <w:p>
-      <w:pPr>
-        <w:pStyle w:val="ListParagraph"/>
-        <w:numPr>
-          <w:ilvl w:val="0"/>
-          <w:numId w:val="2"/>
-        </w:numPr>
-        <w:spacing w:line="312"/>
-      </w:pPr>
-      <w:r>
-        <w:rPr>
-          <w:rFonts w:ascii="Calibri" w:eastAsia="Microsoft YaHei"/>
-          <w:color w:val="1A2B33"/>
-          <w:sz w:val="24"/>
-          <w:szCs w:val="24"/>
-        </w:rPr>
-        <w:t xml:space="preserve">用 Python SDK 搭建一个最小可用的 MCP Server（可基于第五章示例改造），通过 MCP Inspector 手动触发 Tools/Resources/Prompts 三类调用各一次，并截图保存请求响应的 JSON-RPC 消息。</w:t>
-      </w:r>
-    </w:p>
-    <w:p>
-      <w:pPr>
-        <w:pStyle w:val="ListParagraph"/>
-        <w:numPr>
-          <w:ilvl w:val="0"/>
-          <w:numId w:val="2"/>
-        </w:numPr>
-        <w:spacing w:line="312"/>
-      </w:pPr>
-      <w:r>
-        <w:rPr>
-          <w:rFonts w:ascii="Calibri" w:eastAsia="Microsoft YaHei"/>
-          <w:color w:val="1A2B33"/>
-          <w:sz w:val="24"/>
-          <w:szCs w:val="24"/>
-        </w:rPr>
-        <w:t xml:space="preserve">对比同一组任务下并行调用与串行调用的延迟差异（至少 3 个独立工具，50 次重复），记录 P50 与 P95 延迟差异，并计算 Token 消耗差异；分析为什么并行调用的延迟降低比例不是 100%。</w:t>
-      </w:r>
-    </w:p>
-    <w:p>
-      <w:pPr>
-        <w:pStyle w:val="ListParagraph"/>
-        <w:numPr>
-          <w:ilvl w:val="0"/>
-          <w:numId w:val="2"/>
-        </w:numPr>
-        <w:spacing w:line="312"/>
-      </w:pPr>
-      <w:r>
-        <w:rPr>
-          <w:rFonts w:ascii="Calibri" w:eastAsia="Microsoft YaHei"/>
-          <w:color w:val="1A2B33"/>
-          <w:sz w:val="24"/>
-          <w:szCs w:val="24"/>
-        </w:rPr>
-        <w:t xml:space="preserve">阅读 MCP 官方规范（2025-06-18 版本）的 initialize 握手章节，写一份不超过 200 字的 Client 与 Server 能力协商流程说明，重点说明未声明能力的调用会如何处理。</w:t>
-      </w:r>
-    </w:p>
-    <w:p>
-      <w:pPr>
-        <w:pStyle w:val="ListParagraph"/>
-        <w:numPr>
-          <w:ilvl w:val="0"/>
-          <w:numId w:val="2"/>
-        </w:numPr>
-        <w:spacing w:line="312"/>
-      </w:pPr>
-      <w:r>
-        <w:rPr>
-          <w:rFonts w:ascii="Calibri" w:eastAsia="Microsoft YaHei"/>
-          <w:color w:val="1A2B33"/>
-          <w:sz w:val="24"/>
-          <w:szCs w:val="24"/>
-        </w:rPr>
-        <w:t xml:space="preserve">为你团队计划开发的 MCP Server 设计一份安全清单（权限、输入、输出、审计、沙箱五个维度），并针对每个维度列出至少两条具体可操作的措施；同时给出至少两条需要在网关层补强的企业级需求。</w:t>
-      </w:r>
+        <w:spacing w:line="312"/>
+        <w:ind w:firstLine="480"/>
+        <w:jc w:val="both"/>
+      </w:pPr>
+      <w:r>
+        <w:rPr>
+          <w:rFonts w:ascii="Calibri" w:eastAsia="Microsoft YaHei"/>
+          <w:color w:val="1A2B33"/>
+          <w:sz w:val="24"/>
+          <w:szCs w:val="24"/>
+        </w:rPr>
+        <w:t xml:space="preserve">本卷实验：把一个 MCP Server 从写好到调通的全流程走完。总耗时约 45 分钟；需要 Python 3.10+ 与任意 MCP 客户端（Claude Desktop / Cursor / MCP Inspector）。</w:t>
+      </w:r>
+    </w:p>
+    <w:p>
+      <w:pPr>
+        <w:pStyle w:val="Heading2"/>
+        <w:keepNext/>
+        <w:spacing w:after="140" w:before="280" w:line="360" w:lineRule="atLeast"/>
+      </w:pPr>
+      <w:bookmarkStart w:id="100032" w:name="_Toc100032"/>
+      <w:r>
+        <w:rPr>
+          <w:rFonts w:ascii="Calibri" w:eastAsia="SimHei"/>
+          <w:b/>
+          <w:bCs/>
+          <w:color w:val="1B4A5C"/>
+          <w:sz w:val="28"/>
+          <w:szCs w:val="28"/>
+        </w:rPr>
+        <w:t xml:space="preserve">实验 1：用 MCP Inspector 调试你的 Server（25 分钟）</w:t>
+      </w:r>
+      <w:bookmarkEnd w:id="100032"/>
+    </w:p>
+    <w:p>
+      <w:pPr>
+        <w:spacing w:line="312"/>
+        <w:ind w:firstLine="480"/>
+        <w:jc w:val="both"/>
+      </w:pPr>
+      <w:r>
+        <w:rPr>
+          <w:rFonts w:ascii="Calibri" w:eastAsia="Microsoft YaHei"/>
+          <w:color w:val="1A2B33"/>
+          <w:sz w:val="24"/>
+          <w:szCs w:val="24"/>
+        </w:rPr>
+        <w:t xml:space="preserve">以 §5.3 的 Server 为基础（或任选官方示例）保存为 server.py，然后：</w:t>
+      </w:r>
+    </w:p>
+    <w:p>
+      <w:pPr>
+        <w:pBdr>
+          <w:left w:val="single" w:color="8FA6AD" w:sz="10" w:space="8"/>
+        </w:pBdr>
+        <w:shd w:fill="F4F6F7" w:val="clear"/>
+        <w:spacing w:after="0" w:before="0" w:line="276" w:lineRule="atLeast"/>
+        <w:ind w:left="240"/>
+        <w:jc w:val="left"/>
+      </w:pPr>
+      <w:r>
+        <w:rPr>
+          <w:rFonts w:ascii="Courier New" w:cs="Courier New" w:eastAsia="Microsoft YaHei" w:hAnsi="Courier New"/>
+          <w:color w:val="24343C"/>
+          <w:sz w:val="18"/>
+          <w:szCs w:val="18"/>
+        </w:rPr>
+        <w:t xml:space="preserve">pip install "mcp[cli]" httpx</w:t>
+      </w:r>
+    </w:p>
+    <w:p>
+      <w:pPr>
+        <w:pBdr>
+          <w:left w:val="single" w:color="8FA6AD" w:sz="10" w:space="8"/>
+        </w:pBdr>
+        <w:shd w:fill="F4F6F7" w:val="clear"/>
+        <w:spacing w:after="0" w:before="0" w:line="276" w:lineRule="atLeast"/>
+        <w:ind w:left="240"/>
+        <w:jc w:val="left"/>
+      </w:pPr>
+      <w:r>
+        <w:rPr>
+          <w:rFonts w:ascii="Courier New" w:cs="Courier New" w:eastAsia="Microsoft YaHei" w:hAnsi="Courier New"/>
+          <w:color w:val="24343C"/>
+          <w:sz w:val="18"/>
+          <w:szCs w:val="18"/>
+        </w:rPr>
+        <w:t xml:space="preserve">mcp dev server.py        # 启动 MCP Inspector 调试界面</w:t>
+      </w:r>
+    </w:p>
+    <w:p>
+      <w:pPr>
+        <w:spacing w:line="312"/>
+        <w:ind w:firstLine="480"/>
+        <w:jc w:val="both"/>
+      </w:pPr>
+      <w:r>
+        <w:rPr>
+          <w:rFonts w:ascii="Calibri" w:eastAsia="Microsoft YaHei"/>
+          <w:color w:val="1A2B33"/>
+          <w:sz w:val="24"/>
+          <w:szCs w:val="24"/>
+        </w:rPr>
+        <w:t xml:space="preserve">在 Inspector 网页完成三件事：① 确认工具列表正确出现；② 手动填参数调用一次，观察返回；③ 故意传错参数类型，观察报错形态。验收标准：能说出"协议层报错"与"工具内部报错"的区别——前者查 Schema，后者查函数。</w:t>
+      </w:r>
+    </w:p>
+    <w:p>
+      <w:pPr>
+        <w:pStyle w:val="Heading2"/>
+        <w:keepNext/>
+        <w:spacing w:after="140" w:before="280" w:line="360" w:lineRule="atLeast"/>
+      </w:pPr>
+      <w:bookmarkStart w:id="100033" w:name="_Toc100033"/>
+      <w:r>
+        <w:rPr>
+          <w:rFonts w:ascii="Calibri" w:eastAsia="SimHei"/>
+          <w:b/>
+          <w:bCs/>
+          <w:color w:val="1B4A5C"/>
+          <w:sz w:val="28"/>
+          <w:szCs w:val="28"/>
+        </w:rPr>
+        <w:t xml:space="preserve">实验 2：接入真实客户端并验证（20 分钟）</w:t>
+      </w:r>
+      <w:bookmarkEnd w:id="100033"/>
+    </w:p>
+    <w:p>
+      <w:pPr>
+        <w:spacing w:line="312"/>
+        <w:ind w:firstLine="480"/>
+        <w:jc w:val="both"/>
+      </w:pPr>
+      <w:r>
+        <w:rPr>
+          <w:rFonts w:ascii="Calibri" w:eastAsia="Microsoft YaHei"/>
+          <w:color w:val="1A2B33"/>
+          <w:sz w:val="24"/>
+          <w:szCs w:val="24"/>
+        </w:rPr>
+        <w:t xml:space="preserve">把 server.py 注册进 Claude Desktop 或 Cursor 的 MCP 配置，重启后问一个需要该工具的问题（如"北京今天天气如何"），观察：模型是否发起调用、参数是否合理、结果是否被正确引用。验收标准：留下一段"模型调用你写的工具并给出答案"的对话记录——这是第一个"模型在用你的软件"的实证。</w:t>
+      </w:r>
+    </w:p>
+    <w:tbl>
+      <w:tblPr>
+        <w:tblW w:type="dxa" w:w="8788"/>
+        <w:tblBorders>
+          <w:top w:val="single" w:color="C8DDE2" w:sz="4"/>
+          <w:left w:val="single" w:color="1B6B7A" w:sz="32"/>
+          <w:bottom w:val="single" w:color="C8DDE2" w:sz="4"/>
+          <w:right w:val="single" w:color="C8DDE2" w:sz="4"/>
+          <w:insideH w:val="none" w:color="FFFFFF" w:sz="0"/>
+          <w:insideV w:val="none" w:color="FFFFFF" w:sz="0"/>
+        </w:tblBorders>
+        <w:tblLayout w:type="fixed"/>
+      </w:tblPr>
+      <w:tblGrid>
+        <w:gridCol w:w="8788"/>
+      </w:tblGrid>
+      <w:tr>
+        <w:trPr>
+          <w:cantSplit/>
+        </w:trPr>
+        <w:tc>
+          <w:tcPr>
+            <w:shd w:fill="EEF5F7" w:val="clear"/>
+            <w:tcMar>
+              <w:top w:type="dxa" w:w="160"/>
+              <w:left w:type="dxa" w:w="240"/>
+              <w:bottom w:type="dxa" w:w="160"/>
+              <w:right w:type="dxa" w:w="200"/>
+            </w:tcMar>
+          </w:tcPr>
+          <w:p>
+            <w:pPr>
+              <w:spacing w:after="80" w:line="312"/>
+            </w:pPr>
+            <w:r>
+              <w:rPr>
+                <w:rFonts w:ascii="Calibri" w:eastAsia="SimHei"/>
+                <w:b/>
+                <w:bCs/>
+                <w:color w:val="1B6B7A"/>
+                <w:sz w:val="22"/>
+                <w:szCs w:val="22"/>
+              </w:rPr>
+              <w:t xml:space="preserve">◆ 常见翻车</w:t>
+            </w:r>
+          </w:p>
+          <w:p>
+            <w:pPr>
+              <w:spacing w:line="312"/>
+              <w:jc w:val="both"/>
+            </w:pPr>
+            <w:r>
+              <w:rPr>
+                <w:rFonts w:ascii="Calibri" w:eastAsia="Microsoft YaHei"/>
+                <w:color w:val="1A2B33"/>
+                <w:sz w:val="22"/>
+                <w:szCs w:val="22"/>
+              </w:rPr>
+              <w:t xml:space="preserve">工具描述含糊时模型会不调用或乱传参——改描述比改代码更常解决问题；stdio 传输下 print 会污染协议流，调试信息务必写 stderr。</w:t>
+            </w:r>
+          </w:p>
+        </w:tc>
+      </w:tr>
+    </w:tbl>
+    <w:p>
+      <w:pPr>
+        <w:spacing w:after="100"/>
+      </w:pPr>
     </w:p>
     <w:p>
       <w:pPr>
@@ -11236,7 +11856,7 @@
         <w:keepNext/>
         <w:spacing w:after="200" w:before="360" w:line="400" w:lineRule="atLeast"/>
       </w:pPr>
-      <w:bookmarkStart w:id="100032" w:name="_Toc100032"/>
+      <w:bookmarkStart w:id="100034" w:name="_Toc100034"/>
       <w:r>
         <w:rPr>
           <w:rFonts w:ascii="Calibri" w:eastAsia="SimHei"/>
@@ -11246,9 +11866,1147 @@
           <w:sz w:val="32"/>
           <w:szCs w:val="32"/>
         </w:rPr>
+        <w:t xml:space="preserve">思考与练习</w:t>
+      </w:r>
+      <w:bookmarkEnd w:id="100034"/>
+    </w:p>
+    <w:p>
+      <w:pPr>
+        <w:pStyle w:val="ListParagraph"/>
+        <w:numPr>
+          <w:ilvl w:val="0"/>
+          <w:numId w:val="2"/>
+        </w:numPr>
+        <w:spacing w:line="312"/>
+      </w:pPr>
+      <w:r>
+        <w:rPr>
+          <w:rFonts w:ascii="Calibri" w:eastAsia="Microsoft YaHei"/>
+          <w:color w:val="1A2B33"/>
+          <w:sz w:val="24"/>
+          <w:szCs w:val="24"/>
+        </w:rPr>
+        <w:t xml:space="preserve">找一段你工作中真实存在的工具描述（或基于第二章的最佳实践从零写一段），用 GPT-4o 或 Claude 测试其在 5 个边界场景下的调用准确率（包括参数错误、缺必填字段、嵌套过深等），并记录失败模式。</w:t>
+      </w:r>
+    </w:p>
+    <w:p>
+      <w:pPr>
+        <w:pStyle w:val="ListParagraph"/>
+        <w:numPr>
+          <w:ilvl w:val="0"/>
+          <w:numId w:val="2"/>
+        </w:numPr>
+        <w:spacing w:line="312"/>
+      </w:pPr>
+      <w:r>
+        <w:rPr>
+          <w:rFonts w:ascii="Calibri" w:eastAsia="Microsoft YaHei"/>
+          <w:color w:val="1A2B33"/>
+          <w:sz w:val="24"/>
+          <w:szCs w:val="24"/>
+        </w:rPr>
+        <w:t xml:space="preserve">用 Python SDK 搭建一个最小可用的 MCP Server（可基于第五章示例改造），通过 MCP Inspector 手动触发 Tools/Resources/Prompts 三类调用各一次，并截图保存请求响应的 JSON-RPC 消息。</w:t>
+      </w:r>
+    </w:p>
+    <w:p>
+      <w:pPr>
+        <w:pStyle w:val="ListParagraph"/>
+        <w:numPr>
+          <w:ilvl w:val="0"/>
+          <w:numId w:val="2"/>
+        </w:numPr>
+        <w:spacing w:line="312"/>
+      </w:pPr>
+      <w:r>
+        <w:rPr>
+          <w:rFonts w:ascii="Calibri" w:eastAsia="Microsoft YaHei"/>
+          <w:color w:val="1A2B33"/>
+          <w:sz w:val="24"/>
+          <w:szCs w:val="24"/>
+        </w:rPr>
+        <w:t xml:space="preserve">对比同一组任务下并行调用与串行调用的延迟差异（至少 3 个独立工具，50 次重复），记录 P50 与 P95 延迟差异，并计算 Token 消耗差异；分析为什么并行调用的延迟降低比例不是 100%。</w:t>
+      </w:r>
+    </w:p>
+    <w:p>
+      <w:pPr>
+        <w:pStyle w:val="ListParagraph"/>
+        <w:numPr>
+          <w:ilvl w:val="0"/>
+          <w:numId w:val="2"/>
+        </w:numPr>
+        <w:spacing w:line="312"/>
+      </w:pPr>
+      <w:r>
+        <w:rPr>
+          <w:rFonts w:ascii="Calibri" w:eastAsia="Microsoft YaHei"/>
+          <w:color w:val="1A2B33"/>
+          <w:sz w:val="24"/>
+          <w:szCs w:val="24"/>
+        </w:rPr>
+        <w:t xml:space="preserve">阅读 MCP 官方规范（2025-06-18 版本）的 initialize 握手章节，写一份不超过 200 字的 Client 与 Server 能力协商流程说明，重点说明未声明能力的调用会如何处理。</w:t>
+      </w:r>
+    </w:p>
+    <w:p>
+      <w:pPr>
+        <w:pStyle w:val="ListParagraph"/>
+        <w:numPr>
+          <w:ilvl w:val="0"/>
+          <w:numId w:val="2"/>
+        </w:numPr>
+        <w:spacing w:line="312"/>
+      </w:pPr>
+      <w:r>
+        <w:rPr>
+          <w:rFonts w:ascii="Calibri" w:eastAsia="Microsoft YaHei"/>
+          <w:color w:val="1A2B33"/>
+          <w:sz w:val="24"/>
+          <w:szCs w:val="24"/>
+        </w:rPr>
+        <w:t xml:space="preserve">为你团队计划开发的 MCP Server 设计一份安全清单（权限、输入、输出、审计、沙箱五个维度），并针对每个维度列出至少两条具体可操作的措施；同时给出至少两条需要在网关层补强的企业级需求。</w:t>
+      </w:r>
+    </w:p>
+    <w:p>
+      <w:pPr>
+        <w:pStyle w:val="Heading1"/>
+        <w:keepNext/>
+        <w:spacing w:after="200" w:before="360" w:line="400" w:lineRule="atLeast"/>
+      </w:pPr>
+      <w:bookmarkStart w:id="100035" w:name="_Toc100035"/>
+      <w:r>
+        <w:rPr>
+          <w:rFonts w:ascii="Calibri" w:eastAsia="SimHei"/>
+          <w:b/>
+          <w:bCs/>
+          <w:color w:val="16324A"/>
+          <w:sz w:val="32"/>
+          <w:szCs w:val="32"/>
+        </w:rPr>
+        <w:t xml:space="preserve">面试题精选（附参考答案）</w:t>
+      </w:r>
+      <w:bookmarkEnd w:id="100035"/>
+    </w:p>
+    <w:p>
+      <w:pPr>
+        <w:spacing w:line="312"/>
+        <w:ind w:firstLine="480"/>
+        <w:jc w:val="both"/>
+      </w:pPr>
+      <w:r>
+        <w:rPr>
+          <w:rFonts w:ascii="Calibri" w:eastAsia="Microsoft YaHei"/>
+          <w:color w:val="1A2B33"/>
+          <w:sz w:val="24"/>
+          <w:szCs w:val="24"/>
+        </w:rPr>
+        <w:t xml:space="preserve">本节精选 10 道面试题，主要改编自本卷配套面试题集，并依据本卷正文补充新编了题库未覆盖的本卷重点题，覆盖工具调用原理、JSON Schema 工具描述、并行调用、Structured Outputs、MCP 架构与三大原语等核心考点，可用于面试准备与自测。题目按由浅入深排列。参考答案为要点式压缩版，建议先自行作答，再对照答案查漏补缺。</w:t>
+      </w:r>
+    </w:p>
+    <w:p>
+      <w:pPr>
+        <w:pStyle w:val="Heading2"/>
+        <w:keepNext/>
+        <w:spacing w:after="140" w:before="280" w:line="360" w:lineRule="atLeast"/>
+      </w:pPr>
+      <w:bookmarkStart w:id="100036" w:name="_Toc100036"/>
+      <w:r>
+        <w:rPr>
+          <w:rFonts w:ascii="Calibri" w:eastAsia="SimHei"/>
+          <w:b/>
+          <w:bCs/>
+          <w:color w:val="1B4A5C"/>
+          <w:sz w:val="28"/>
+          <w:szCs w:val="28"/>
+        </w:rPr>
+        <w:t xml:space="preserve">题1　什么是工具调用？它与传统 API 集成有何本质区别？</w:t>
+      </w:r>
+      <w:bookmarkEnd w:id="100036"/>
+    </w:p>
+    <w:p>
+      <w:pPr>
+        <w:spacing w:line="312"/>
+        <w:ind w:firstLine="480"/>
+        <w:jc w:val="both"/>
+      </w:pPr>
+      <w:r>
+        <w:rPr>
+          <w:rFonts w:ascii="Calibri" w:eastAsia="Microsoft YaHei"/>
+          <w:color w:val="1A2B33"/>
+          <w:sz w:val="24"/>
+          <w:szCs w:val="24"/>
+        </w:rPr>
+        <w:t xml:space="preserve">工具调用指模型在推理中根据上下文自主决定"何时调用哪个工具、传什么参数"的能力，2023 年由 OpenAI 率先推出（见本卷 1.1 节）。关键转变是把模型输出从"给用户的回答"扩展为两类：给用户的最终回答，与给主机的结构化工具调用指令（工具名加参数 JSON）。</w:t>
+      </w:r>
+    </w:p>
+    <w:p>
+      <w:pPr>
+        <w:pStyle w:val="ListParagraph"/>
+        <w:numPr>
+          <w:ilvl w:val="0"/>
+          <w:numId w:val="1"/>
+        </w:numPr>
+        <w:spacing w:line="312"/>
+      </w:pPr>
+      <w:r>
+        <w:rPr>
+          <w:rFonts w:ascii="Calibri" w:eastAsia="Microsoft YaHei"/>
+          <w:color w:val="1A2B33"/>
+          <w:sz w:val="24"/>
+          <w:szCs w:val="24"/>
+        </w:rPr>
+        <w:t xml:space="preserve">完整闭环分六阶段：用户请求、模型推理、输出调用、主机执行、结果回注、生成回答，其中主机执行是唯一真正"动手"的环节（见本卷 1.3 节）。</w:t>
+      </w:r>
+    </w:p>
+    <w:p>
+      <w:pPr>
+        <w:pStyle w:val="ListParagraph"/>
+        <w:numPr>
+          <w:ilvl w:val="0"/>
+          <w:numId w:val="1"/>
+        </w:numPr>
+        <w:spacing w:line="312"/>
+      </w:pPr>
+      <w:r>
+        <w:rPr>
+          <w:rFonts w:ascii="Calibri" w:eastAsia="Microsoft YaHei"/>
+          <w:color w:val="1A2B33"/>
+          <w:sz w:val="24"/>
+          <w:szCs w:val="24"/>
+        </w:rPr>
+        <w:t xml:space="preserve">本质区别：传统集成用写死的 if-else 预先编排调用逻辑，失败处置也写在代码里；工具调用把"何时调、调哪个、失败怎么办"的决策交给模型动态判断，构成"感知、决策、行动、观察"的最小闭环。</w:t>
+      </w:r>
+    </w:p>
+    <w:p>
+      <w:pPr>
+        <w:pStyle w:val="ListParagraph"/>
+        <w:numPr>
+          <w:ilvl w:val="0"/>
+          <w:numId w:val="1"/>
+        </w:numPr>
+        <w:spacing w:line="312"/>
+      </w:pPr>
+      <w:r>
+        <w:rPr>
+          <w:rFonts w:ascii="Calibri" w:eastAsia="Microsoft YaHei"/>
+          <w:color w:val="1A2B33"/>
+          <w:sz w:val="24"/>
+          <w:szCs w:val="24"/>
+        </w:rPr>
+        <w:t xml:space="preserve">三个工程关键：调用前按 Schema 做结构化校验、工具结果按"与决策相关"原则截断回注、循环必须设最大步数与单步超时上限。</w:t>
+      </w:r>
+    </w:p>
+    <w:p>
+      <w:pPr>
+        <w:pStyle w:val="Heading2"/>
+        <w:keepNext/>
+        <w:spacing w:after="140" w:before="280" w:line="360" w:lineRule="atLeast"/>
+      </w:pPr>
+      <w:bookmarkStart w:id="100037" w:name="_Toc100037"/>
+      <w:r>
+        <w:rPr>
+          <w:rFonts w:ascii="Calibri" w:eastAsia="SimHei"/>
+          <w:b/>
+          <w:bCs/>
+          <w:color w:val="1B4A5C"/>
+          <w:sz w:val="28"/>
+          <w:szCs w:val="28"/>
+        </w:rPr>
+        <w:t xml:space="preserve">题2　JSON Schema 在工具调用中扮演什么角色？核心要素有哪些？</w:t>
+      </w:r>
+      <w:bookmarkEnd w:id="100037"/>
+    </w:p>
+    <w:p>
+      <w:pPr>
+        <w:spacing w:line="312"/>
+        <w:ind w:firstLine="480"/>
+        <w:jc w:val="both"/>
+      </w:pPr>
+      <w:r>
+        <w:rPr>
+          <w:rFonts w:ascii="Calibri" w:eastAsia="Microsoft YaHei"/>
+          <w:color w:val="1A2B33"/>
+          <w:sz w:val="24"/>
+          <w:szCs w:val="24"/>
+        </w:rPr>
+        <w:t xml:space="preserve">JSON Schema 是工具调用的"说明书"：工具描述以 JSON Schema 形式随每次请求注入模型上下文，模型阅读它来判断有哪些工具、何时调用、参数怎么填，是主流厂商通用的事实标准（见本卷 1.2 节）。描述质量直接决定调用准确率。</w:t>
+      </w:r>
+    </w:p>
+    <w:p>
+      <w:pPr>
+        <w:pStyle w:val="ListParagraph"/>
+        <w:numPr>
+          <w:ilvl w:val="0"/>
+          <w:numId w:val="1"/>
+        </w:numPr>
+        <w:spacing w:line="312"/>
+      </w:pPr>
+      <w:r>
+        <w:rPr>
+          <w:rFonts w:ascii="Calibri" w:eastAsia="Microsoft YaHei"/>
+          <w:color w:val="1A2B33"/>
+          <w:sz w:val="24"/>
+          <w:szCs w:val="24"/>
+        </w:rPr>
+        <w:t xml:space="preserve">四要素：name（模型按名调用，写错即失败）、description（模型据此判断何时该调）、parameters（参数类型与约束）、required（必填字段清单）。</w:t>
+      </w:r>
+    </w:p>
+    <w:p>
+      <w:pPr>
+        <w:pStyle w:val="ListParagraph"/>
+        <w:numPr>
+          <w:ilvl w:val="0"/>
+          <w:numId w:val="1"/>
+        </w:numPr>
+        <w:spacing w:line="312"/>
+      </w:pPr>
+      <w:r>
+        <w:rPr>
+          <w:rFonts w:ascii="Calibri" w:eastAsia="Microsoft YaHei"/>
+          <w:color w:val="1A2B33"/>
+          <w:sz w:val="24"/>
+          <w:szCs w:val="24"/>
+        </w:rPr>
+        <w:t xml:space="preserve">设计经验：description 具体到格式、取值范围与示例；可选值用 enum 显式约束而非写在描述里；additionalProperties 设为 false 防止多余字段；嵌套不超过三层，复杂对象扁平化或拆工具；工具名用动宾短语（如 search_news）；可选参数给 default 默认值。</w:t>
+      </w:r>
+    </w:p>
+    <w:p>
+      <w:pPr>
+        <w:pStyle w:val="ListParagraph"/>
+        <w:numPr>
+          <w:ilvl w:val="0"/>
+          <w:numId w:val="1"/>
+        </w:numPr>
+        <w:spacing w:line="312"/>
+      </w:pPr>
+      <w:r>
+        <w:rPr>
+          <w:rFonts w:ascii="Calibri" w:eastAsia="Microsoft YaHei"/>
+          <w:color w:val="1A2B33"/>
+          <w:sz w:val="24"/>
+          <w:szCs w:val="24"/>
+        </w:rPr>
+        <w:t xml:space="preserve">开启 strict 模式后整个 Schema 受受限解码保护，模型输出几乎不会偏离契约，Host 端校验只是兜底。</w:t>
+      </w:r>
+    </w:p>
+    <w:p>
+      <w:pPr>
+        <w:pStyle w:val="Heading2"/>
+        <w:keepNext/>
+        <w:spacing w:after="140" w:before="280" w:line="360" w:lineRule="atLeast"/>
+      </w:pPr>
+      <w:bookmarkStart w:id="100038" w:name="_Toc100038"/>
+      <w:r>
+        <w:rPr>
+          <w:rFonts w:ascii="Calibri" w:eastAsia="SimHei"/>
+          <w:b/>
+          <w:bCs/>
+          <w:color w:val="1B4A5C"/>
+          <w:sz w:val="28"/>
+          <w:szCs w:val="28"/>
+        </w:rPr>
+        <w:t xml:space="preserve">题3　什么是并行函数调用？哪些场景不适用？</w:t>
+      </w:r>
+      <w:bookmarkEnd w:id="100038"/>
+    </w:p>
+    <w:p>
+      <w:pPr>
+        <w:spacing w:line="312"/>
+        <w:ind w:firstLine="480"/>
+        <w:jc w:val="both"/>
+      </w:pPr>
+      <w:r>
+        <w:rPr>
+          <w:rFonts w:ascii="Calibri" w:eastAsia="Microsoft YaHei"/>
+          <w:color w:val="1A2B33"/>
+          <w:sz w:val="24"/>
+          <w:szCs w:val="24"/>
+        </w:rPr>
+        <w:t xml:space="preserve">并行函数调用指模型在单次推理中同时输出多个彼此独立的工具调用请求，主机并行执行后统一回注，2023 年 11 月由 OpenAI 在 DevDay 正式发布（见本卷 1.4 节）。</w:t>
+      </w:r>
+    </w:p>
+    <w:p>
+      <w:pPr>
+        <w:pStyle w:val="ListParagraph"/>
+        <w:numPr>
+          <w:ilvl w:val="0"/>
+          <w:numId w:val="1"/>
+        </w:numPr>
+        <w:spacing w:line="312"/>
+      </w:pPr>
+      <w:r>
+        <w:rPr>
+          <w:rFonts w:ascii="Calibri" w:eastAsia="Microsoft YaHei"/>
+          <w:color w:val="1A2B33"/>
+          <w:sz w:val="24"/>
+          <w:szCs w:val="24"/>
+        </w:rPr>
+        <w:t xml:space="preserve">收益：N 个独立工具的总耗时从"各工具耗时之和"压缩为"最慢那个工具的耗时"；对四个独立工具的基准测试显示，端到端延迟通常下降 60% 到 70%，Token 消耗下降 20% 到 35%。</w:t>
+      </w:r>
+    </w:p>
+    <w:p>
+      <w:pPr>
+        <w:pStyle w:val="ListParagraph"/>
+        <w:numPr>
+          <w:ilvl w:val="0"/>
+          <w:numId w:val="1"/>
+        </w:numPr>
+        <w:spacing w:line="312"/>
+      </w:pPr>
+      <w:r>
+        <w:rPr>
+          <w:rFonts w:ascii="Calibri" w:eastAsia="Microsoft YaHei"/>
+          <w:color w:val="1A2B33"/>
+          <w:sz w:val="24"/>
+          <w:szCs w:val="24"/>
+        </w:rPr>
+        <w:t xml:space="preserve">四类不适用场景：数据依赖（B 的输入来自 A 的输出）、副作用依赖（B 必须在 A 修改状态后运行）、资源竞争（同时写同一条记录）、业务规则禁止并发（如同一账户两次扣款）。</w:t>
+      </w:r>
+    </w:p>
+    <w:p>
+      <w:pPr>
+        <w:pStyle w:val="ListParagraph"/>
+        <w:numPr>
+          <w:ilvl w:val="0"/>
+          <w:numId w:val="1"/>
+        </w:numPr>
+        <w:spacing w:line="312"/>
+      </w:pPr>
+      <w:r>
+        <w:rPr>
+          <w:rFonts w:ascii="Calibri" w:eastAsia="Microsoft YaHei"/>
+          <w:color w:val="1A2B33"/>
+          <w:sz w:val="24"/>
+          <w:szCs w:val="24"/>
+        </w:rPr>
+        <w:t xml:space="preserve">生产纪律：每次调用设独立超时、用信号量控制并发上限、有副作用的工具经依赖分析后串行、幂等工具引入本地缓存；以 P95 与 P99 而非平均延迟衡量体验。</w:t>
+      </w:r>
+    </w:p>
+    <w:p>
+      <w:pPr>
+        <w:pStyle w:val="Heading2"/>
+        <w:keepNext/>
+        <w:spacing w:after="140" w:before="280" w:line="360" w:lineRule="atLeast"/>
+      </w:pPr>
+      <w:bookmarkStart w:id="100039" w:name="_Toc100039"/>
+      <w:r>
+        <w:rPr>
+          <w:rFonts w:ascii="Calibri" w:eastAsia="SimHei"/>
+          <w:b/>
+          <w:bCs/>
+          <w:color w:val="1B4A5C"/>
+          <w:sz w:val="28"/>
+          <w:szCs w:val="28"/>
+        </w:rPr>
+        <w:t xml:space="preserve">题4　工具调用失败后如何处理？什么是错误回注与自我纠正？</w:t>
+      </w:r>
+      <w:bookmarkEnd w:id="100039"/>
+    </w:p>
+    <w:p>
+      <w:pPr>
+        <w:spacing w:line="312"/>
+        <w:ind w:firstLine="480"/>
+        <w:jc w:val="both"/>
+      </w:pPr>
+      <w:r>
+        <w:rPr>
+          <w:rFonts w:ascii="Calibri" w:eastAsia="Microsoft YaHei"/>
+          <w:color w:val="1A2B33"/>
+          <w:sz w:val="24"/>
+          <w:szCs w:val="24"/>
+        </w:rPr>
+        <w:t xml:space="preserve">工具调用失败的概率比直觉高：接口超时、参数校验失败、权限不足、数据源不可用都可能出错。与传统集成"执行失败就报错给用户"不同，Function Calling 把错误信息回注给模型、由模型决定下一步，这是范式的关键闭环（见本卷 1.5 节）。</w:t>
+      </w:r>
+    </w:p>
+    <w:p>
+      <w:pPr>
+        <w:pStyle w:val="ListParagraph"/>
+        <w:numPr>
+          <w:ilvl w:val="0"/>
+          <w:numId w:val="1"/>
+        </w:numPr>
+        <w:spacing w:line="312"/>
+      </w:pPr>
+      <w:r>
+        <w:rPr>
+          <w:rFonts w:ascii="Calibri" w:eastAsia="Microsoft YaHei"/>
+          <w:color w:val="1A2B33"/>
+          <w:sz w:val="24"/>
+          <w:szCs w:val="24"/>
+        </w:rPr>
+        <w:t xml:space="preserve">三种回注形态：主机校验层拦截（工具名不在白名单、参数不符 Schema，不执行直接回注错误）；工具执行层异常（超时、第三方 5xx，包装为带错误码与可读说明的结构化消息）；工具业务层失败（工具自己返回带 error 字段的 JSON）。</w:t>
+      </w:r>
+    </w:p>
+    <w:p>
+      <w:pPr>
+        <w:pStyle w:val="ListParagraph"/>
+        <w:numPr>
+          <w:ilvl w:val="0"/>
+          <w:numId w:val="1"/>
+        </w:numPr>
+        <w:spacing w:line="312"/>
+      </w:pPr>
+      <w:r>
+        <w:rPr>
+          <w:rFonts w:ascii="Calibri" w:eastAsia="Microsoft YaHei"/>
+          <w:color w:val="1A2B33"/>
+          <w:sz w:val="24"/>
+          <w:szCs w:val="24"/>
+        </w:rPr>
+        <w:t xml:space="preserve">模型四种自我纠正模式：直接重试、改参数重试、换工具、降低要求；在系统提示词中写明纠错规则与"放弃"信号，能显著提升纠错成功率。</w:t>
+      </w:r>
+    </w:p>
+    <w:p>
+      <w:pPr>
+        <w:pStyle w:val="ListParagraph"/>
+        <w:numPr>
+          <w:ilvl w:val="0"/>
+          <w:numId w:val="1"/>
+        </w:numPr>
+        <w:spacing w:line="312"/>
+      </w:pPr>
+      <w:r>
+        <w:rPr>
+          <w:rFonts w:ascii="Calibri" w:eastAsia="Microsoft YaHei"/>
+          <w:color w:val="1A2B33"/>
+          <w:sz w:val="24"/>
+          <w:szCs w:val="24"/>
+        </w:rPr>
+        <w:t xml:space="preserve">工程兜底：错误信息本身模糊时模型会原地打转，需设重试上限强制中断、记录失败现场、必要时转人工处理。</w:t>
+      </w:r>
+    </w:p>
+    <w:p>
+      <w:pPr>
+        <w:pStyle w:val="Heading2"/>
+        <w:keepNext/>
+        <w:spacing w:after="140" w:before="280" w:line="360" w:lineRule="atLeast"/>
+      </w:pPr>
+      <w:bookmarkStart w:id="100040" w:name="_Toc100040"/>
+      <w:r>
+        <w:rPr>
+          <w:rFonts w:ascii="Calibri" w:eastAsia="SimHei"/>
+          <w:b/>
+          <w:bCs/>
+          <w:color w:val="1B4A5C"/>
+          <w:sz w:val="28"/>
+          <w:szCs w:val="28"/>
+        </w:rPr>
+        <w:t xml:space="preserve">题5　工具数量与模型的选择准确率有什么关系？如何应对？</w:t>
+      </w:r>
+      <w:bookmarkEnd w:id="100040"/>
+    </w:p>
+    <w:p>
+      <w:pPr>
+        <w:spacing w:line="312"/>
+        <w:ind w:firstLine="480"/>
+        <w:jc w:val="both"/>
+      </w:pPr>
+      <w:r>
+        <w:rPr>
+          <w:rFonts w:ascii="Calibri" w:eastAsia="Microsoft YaHei"/>
+          <w:color w:val="1A2B33"/>
+          <w:sz w:val="24"/>
+          <w:szCs w:val="24"/>
+        </w:rPr>
+        <w:t xml:space="preserve">工具列表越长，选择准确率越低：候选增多分散注意力，描述语义重叠会引发"该调 A 还是调 B"的犹豫。经验规律近似对数下降：10 个工具时准确率可保持 90% 以上，30 个工具可能跌到 70%，50 个以上很难保持可靠（见本卷 2.3 节）。</w:t>
+      </w:r>
+    </w:p>
+    <w:p>
+      <w:pPr>
+        <w:pStyle w:val="ListParagraph"/>
+        <w:numPr>
+          <w:ilvl w:val="0"/>
+          <w:numId w:val="1"/>
+        </w:numPr>
+        <w:spacing w:line="312"/>
+      </w:pPr>
+      <w:r>
+        <w:rPr>
+          <w:rFonts w:ascii="Calibri" w:eastAsia="Microsoft YaHei"/>
+          <w:color w:val="1A2B33"/>
+          <w:sz w:val="24"/>
+          <w:szCs w:val="24"/>
+        </w:rPr>
+        <w:t xml:space="preserve">应对一：按业务场景动态启用工具，按用户角色与任务类型做白名单，如客服场景不暴露代码执行工具、编程场景不暴露扣款工具。</w:t>
+      </w:r>
+    </w:p>
+    <w:p>
+      <w:pPr>
+        <w:pStyle w:val="ListParagraph"/>
+        <w:numPr>
+          <w:ilvl w:val="0"/>
+          <w:numId w:val="1"/>
+        </w:numPr>
+        <w:spacing w:line="312"/>
+      </w:pPr>
+      <w:r>
+        <w:rPr>
+          <w:rFonts w:ascii="Calibri" w:eastAsia="Microsoft YaHei"/>
+          <w:color w:val="1A2B33"/>
+          <w:sz w:val="24"/>
+          <w:szCs w:val="24"/>
+        </w:rPr>
+        <w:t xml:space="preserve">应对二：用工具集（Tool Group）按业务域分组，一次只激活当前任务需要的组。</w:t>
+      </w:r>
+    </w:p>
+    <w:p>
+      <w:pPr>
+        <w:pStyle w:val="ListParagraph"/>
+        <w:numPr>
+          <w:ilvl w:val="0"/>
+          <w:numId w:val="1"/>
+        </w:numPr>
+        <w:spacing w:line="312"/>
+      </w:pPr>
+      <w:r>
+        <w:rPr>
+          <w:rFonts w:ascii="Calibri" w:eastAsia="Microsoft YaHei"/>
+          <w:color w:val="1A2B33"/>
+          <w:sz w:val="24"/>
+          <w:szCs w:val="24"/>
+        </w:rPr>
+        <w:t xml:space="preserve">应对三：工具数量实在压不下来时，把工具集分给多个子智能体分治，主智能体负责任务分派。</w:t>
+      </w:r>
+    </w:p>
+    <w:p>
+      <w:pPr>
+        <w:pStyle w:val="ListParagraph"/>
+        <w:numPr>
+          <w:ilvl w:val="0"/>
+          <w:numId w:val="1"/>
+        </w:numPr>
+        <w:spacing w:line="312"/>
+      </w:pPr>
+      <w:r>
+        <w:rPr>
+          <w:rFonts w:ascii="Calibri" w:eastAsia="Microsoft YaHei"/>
+          <w:color w:val="1A2B33"/>
+          <w:sz w:val="24"/>
+          <w:szCs w:val="24"/>
+        </w:rPr>
+        <w:t xml:space="preserve">意外收获：Structured Outputs 的受限解码不仅降低结构错误率，还常能提升选择准确率，因为每一步候选更明确、注意力更聚焦。</w:t>
+      </w:r>
+    </w:p>
+    <w:p>
+      <w:pPr>
+        <w:pStyle w:val="Heading2"/>
+        <w:keepNext/>
+        <w:spacing w:after="140" w:before="280" w:line="360" w:lineRule="atLeast"/>
+      </w:pPr>
+      <w:bookmarkStart w:id="100041" w:name="_Toc100041"/>
+      <w:r>
+        <w:rPr>
+          <w:rFonts w:ascii="Calibri" w:eastAsia="SimHei"/>
+          <w:b/>
+          <w:bCs/>
+          <w:color w:val="1B4A5C"/>
+          <w:sz w:val="28"/>
+          <w:szCs w:val="28"/>
+        </w:rPr>
+        <w:t xml:space="preserve">题6　什么是 Structured Outputs？受限解码如何工作？</w:t>
+      </w:r>
+      <w:bookmarkEnd w:id="100041"/>
+    </w:p>
+    <w:p>
+      <w:pPr>
+        <w:spacing w:line="312"/>
+        <w:ind w:firstLine="480"/>
+        <w:jc w:val="both"/>
+      </w:pPr>
+      <w:r>
+        <w:rPr>
+          <w:rFonts w:ascii="Calibri" w:eastAsia="Microsoft YaHei"/>
+          <w:color w:val="1A2B33"/>
+          <w:sz w:val="24"/>
+          <w:szCs w:val="24"/>
+        </w:rPr>
+        <w:t xml:space="preserve">2024 年 8 月 OpenAI 推出 Structured Outputs，用 strict 模式把 Schema 遵从推进到模型推理内部（见本卷 2.1 节）。核心机制是受限解码（Constrained Decoding）：推理开始前把 JSON Schema 编译为有限状态自动机，自回归的每一步只允许模型从自动机允许的 token 集合中采样。</w:t>
+      </w:r>
+    </w:p>
+    <w:p>
+      <w:pPr>
+        <w:pStyle w:val="ListParagraph"/>
+        <w:numPr>
+          <w:ilvl w:val="0"/>
+          <w:numId w:val="1"/>
+        </w:numPr>
+        <w:spacing w:line="312"/>
+      </w:pPr>
+      <w:r>
+        <w:rPr>
+          <w:rFonts w:ascii="Calibri" w:eastAsia="Microsoft YaHei"/>
+          <w:color w:val="1A2B33"/>
+          <w:sz w:val="24"/>
+          <w:szCs w:val="24"/>
+        </w:rPr>
+        <w:t xml:space="preserve">这是数学保证而非概率保证：无论模型如何采样，输出必然符合 Schema；Host 端校验从"拦截主力"退为兜底。</w:t>
+      </w:r>
+    </w:p>
+    <w:p>
+      <w:pPr>
+        <w:pStyle w:val="ListParagraph"/>
+        <w:numPr>
+          <w:ilvl w:val="0"/>
+          <w:numId w:val="1"/>
+        </w:numPr>
+        <w:spacing w:line="312"/>
+      </w:pPr>
+      <w:r>
+        <w:rPr>
+          <w:rFonts w:ascii="Calibri" w:eastAsia="Microsoft YaHei"/>
+          <w:color w:val="1A2B33"/>
+          <w:sz w:val="24"/>
+          <w:szCs w:val="24"/>
+        </w:rPr>
+        <w:t xml:space="preserve">收益：重试大幅减少、Token 消耗下降、敢用更复杂的嵌套 Schema；因省掉重试轮次，端到端延迟常常不升反降。</w:t>
+      </w:r>
+    </w:p>
+    <w:p>
+      <w:pPr>
+        <w:pStyle w:val="ListParagraph"/>
+        <w:numPr>
+          <w:ilvl w:val="0"/>
+          <w:numId w:val="1"/>
+        </w:numPr>
+        <w:spacing w:line="312"/>
+      </w:pPr>
+      <w:r>
+        <w:rPr>
+          <w:rFonts w:ascii="Calibri" w:eastAsia="Microsoft YaHei"/>
+          <w:color w:val="1A2B33"/>
+          <w:sz w:val="24"/>
+          <w:szCs w:val="24"/>
+        </w:rPr>
+        <w:t xml:space="preserve">代价与限制：推理每步查自动机使吞吐略降；对 Schema 有子集限制（如不支持 minLength/maxLength，oneOf/anyOf 部分受限），定义工具时需避开，可借助厂商的 Schema 转换接口自动调整。</w:t>
+      </w:r>
+    </w:p>
+    <w:p>
+      <w:pPr>
+        <w:pStyle w:val="Heading2"/>
+        <w:keepNext/>
+        <w:spacing w:after="140" w:before="280" w:line="360" w:lineRule="atLeast"/>
+      </w:pPr>
+      <w:bookmarkStart w:id="100042" w:name="_Toc100042"/>
+      <w:r>
+        <w:rPr>
+          <w:rFonts w:ascii="Calibri" w:eastAsia="SimHei"/>
+          <w:b/>
+          <w:bCs/>
+          <w:color w:val="1B4A5C"/>
+          <w:sz w:val="28"/>
+          <w:szCs w:val="28"/>
+        </w:rPr>
+        <w:t xml:space="preserve">题7　什么是 MCP？它如何把 M×N 集成地狱变为 M+N？</w:t>
+      </w:r>
+      <w:bookmarkEnd w:id="100042"/>
+    </w:p>
+    <w:p>
+      <w:pPr>
+        <w:spacing w:line="312"/>
+        <w:ind w:firstLine="480"/>
+        <w:jc w:val="both"/>
+      </w:pPr>
+      <w:r>
+        <w:rPr>
+          <w:rFonts w:ascii="Calibri" w:eastAsia="Microsoft YaHei"/>
+          <w:color w:val="1A2B33"/>
+          <w:sz w:val="24"/>
+          <w:szCs w:val="24"/>
+        </w:rPr>
+        <w:t xml:space="preserve">MCP（Model Context Protocol，模型上下文协议）是 Anthropic 于 2024 年 11 月发布的开放标准，统一 AI 应用接入工具与数据的方式（见本卷 3.1 节）。此前 M 个模型对接 N 个工具需写 M 乘 N 套适配层，例如 3 家模型接 5 个数据源就要 15 套，称为 M 乘 N 集成地狱。</w:t>
+      </w:r>
+    </w:p>
+    <w:p>
+      <w:pPr>
+        <w:pStyle w:val="ListParagraph"/>
+        <w:numPr>
+          <w:ilvl w:val="0"/>
+          <w:numId w:val="1"/>
+        </w:numPr>
+        <w:spacing w:line="312"/>
+      </w:pPr>
+      <w:r>
+        <w:rPr>
+          <w:rFonts w:ascii="Calibri" w:eastAsia="Microsoft YaHei"/>
+          <w:color w:val="1A2B33"/>
+          <w:sz w:val="24"/>
+          <w:szCs w:val="24"/>
+        </w:rPr>
+        <w:t xml:space="preserve">核心思想：AI 应用实现一次 MCP Client 即可使用所有 MCP Server 的工具；工具实现一次 MCP Server 即可被所有支持 MCP 的应用使用，集成从 M 乘 N 压缩为 M 加 N。</w:t>
+      </w:r>
+    </w:p>
+    <w:p>
+      <w:pPr>
+        <w:pStyle w:val="ListParagraph"/>
+        <w:numPr>
+          <w:ilvl w:val="0"/>
+          <w:numId w:val="1"/>
+        </w:numPr>
+        <w:spacing w:line="312"/>
+      </w:pPr>
+      <w:r>
+        <w:rPr>
+          <w:rFonts w:ascii="Calibri" w:eastAsia="Microsoft YaHei"/>
+          <w:color w:val="1A2B33"/>
+          <w:sz w:val="24"/>
+          <w:szCs w:val="24"/>
+        </w:rPr>
+        <w:t xml:space="preserve">经典类比：MCP 之于 AI 工具，如 USB-C 之于外设，符合规范即可在所有设备上使用。</w:t>
+      </w:r>
+    </w:p>
+    <w:p>
+      <w:pPr>
+        <w:pStyle w:val="ListParagraph"/>
+        <w:numPr>
+          <w:ilvl w:val="0"/>
+          <w:numId w:val="1"/>
+        </w:numPr>
+        <w:spacing w:line="312"/>
+      </w:pPr>
+      <w:r>
+        <w:rPr>
+          <w:rFonts w:ascii="Calibri" w:eastAsia="Microsoft YaHei"/>
+          <w:color w:val="1A2B33"/>
+          <w:sz w:val="24"/>
+          <w:szCs w:val="24"/>
+        </w:rPr>
+        <w:t xml:space="preserve">商业意义：催生"写一次、到处用"的工具生态，生态价值随接入方数量线性增长；这是 OpenAI、Google 等主要厂商一年内跟进、生态聚集数千个 Server 的根本原因。</w:t>
+      </w:r>
+    </w:p>
+    <w:p>
+      <w:pPr>
+        <w:pStyle w:val="Heading2"/>
+        <w:keepNext/>
+        <w:spacing w:after="140" w:before="280" w:line="360" w:lineRule="atLeast"/>
+      </w:pPr>
+      <w:bookmarkStart w:id="100043" w:name="_Toc100043"/>
+      <w:r>
+        <w:rPr>
+          <w:rFonts w:ascii="Calibri" w:eastAsia="SimHei"/>
+          <w:b/>
+          <w:bCs/>
+          <w:color w:val="1B4A5C"/>
+          <w:sz w:val="28"/>
+          <w:szCs w:val="28"/>
+        </w:rPr>
+        <w:t xml:space="preserve">题8　MCP 的 Host、Client、Server 三角色各承担什么职责？</w:t>
+      </w:r>
+      <w:bookmarkEnd w:id="100043"/>
+    </w:p>
+    <w:p>
+      <w:pPr>
+        <w:spacing w:line="312"/>
+        <w:ind w:firstLine="480"/>
+        <w:jc w:val="both"/>
+      </w:pPr>
+      <w:r>
+        <w:rPr>
+          <w:rFonts w:ascii="Calibri" w:eastAsia="Microsoft YaHei"/>
+          <w:color w:val="1A2B33"/>
+          <w:sz w:val="24"/>
+          <w:szCs w:val="24"/>
+        </w:rPr>
+        <w:t xml:space="preserve">MCP 架构由 Host、Client、Server 三个角色构成（见本卷 3.2 节）。Host 是运行 LLM 并需要访问外部数据的 AI 应用（如 Claude Desktop、Cursor、VS Code 插件），负责用户体验与 LLM 推理，是交互的发起者，可同时连接多个 Server。</w:t>
+      </w:r>
+    </w:p>
+    <w:p>
+      <w:pPr>
+        <w:pStyle w:val="ListParagraph"/>
+        <w:numPr>
+          <w:ilvl w:val="0"/>
+          <w:numId w:val="1"/>
+        </w:numPr>
+        <w:spacing w:line="312"/>
+      </w:pPr>
+      <w:r>
+        <w:rPr>
+          <w:rFonts w:ascii="Calibri" w:eastAsia="Microsoft YaHei"/>
+          <w:color w:val="1A2B33"/>
+          <w:sz w:val="24"/>
+          <w:szCs w:val="24"/>
+        </w:rPr>
+        <w:t xml:space="preserve">Client 嵌在 Host 内部，与每个 Server 保持一对一连接，负责 JSON-RPC 请求收发、能力协商与连接生命周期管理；一个 Host 通常运行多个 Client。</w:t>
+      </w:r>
+    </w:p>
+    <w:p>
+      <w:pPr>
+        <w:pStyle w:val="ListParagraph"/>
+        <w:numPr>
+          <w:ilvl w:val="0"/>
+          <w:numId w:val="1"/>
+        </w:numPr>
+        <w:spacing w:line="312"/>
+      </w:pPr>
+      <w:r>
+        <w:rPr>
+          <w:rFonts w:ascii="Calibri" w:eastAsia="Microsoft YaHei"/>
+          <w:color w:val="1A2B33"/>
+          <w:sz w:val="24"/>
+          <w:szCs w:val="24"/>
+        </w:rPr>
+        <w:t xml:space="preserve">Server 是独立的轻量级程序，各自暴露一类数据源与工具能力，背后连接文件系统、数据库、远程 API 等真实数据源，可用 Python、TypeScript、Go、Rust 等语言实现。</w:t>
+      </w:r>
+    </w:p>
+    <w:p>
+      <w:pPr>
+        <w:pStyle w:val="ListParagraph"/>
+        <w:numPr>
+          <w:ilvl w:val="0"/>
+          <w:numId w:val="1"/>
+        </w:numPr>
+        <w:spacing w:line="312"/>
+      </w:pPr>
+      <w:r>
+        <w:rPr>
+          <w:rFonts w:ascii="Calibri" w:eastAsia="Microsoft YaHei"/>
+          <w:color w:val="1A2B33"/>
+          <w:sz w:val="24"/>
+          <w:szCs w:val="24"/>
+        </w:rPr>
+        <w:t xml:space="preserve">能力归属原则：Tools、Resources、Prompts 由 Server 暴露，Roots、Sampling、Elicitation、Tasks 由 Client 声明，调用未声明的能力会收到错误响应（见本卷 4.2 节）。</w:t>
+      </w:r>
+    </w:p>
+    <w:p>
+      <w:pPr>
+        <w:pStyle w:val="ListParagraph"/>
+        <w:numPr>
+          <w:ilvl w:val="0"/>
+          <w:numId w:val="1"/>
+        </w:numPr>
+        <w:spacing w:line="312"/>
+      </w:pPr>
+      <w:r>
+        <w:rPr>
+          <w:rFonts w:ascii="Calibri" w:eastAsia="Microsoft YaHei"/>
+          <w:color w:val="1A2B33"/>
+          <w:sz w:val="24"/>
+          <w:szCs w:val="24"/>
+        </w:rPr>
+        <w:t xml:space="preserve">工程模式：用适配层（Adapter）隔离 MCP 协议与上层业务代码，便于未来切换到替代协议。</w:t>
+      </w:r>
+    </w:p>
+    <w:p>
+      <w:pPr>
+        <w:pStyle w:val="Heading2"/>
+        <w:keepNext/>
+        <w:spacing w:after="140" w:before="280" w:line="360" w:lineRule="atLeast"/>
+      </w:pPr>
+      <w:bookmarkStart w:id="100044" w:name="_Toc100044"/>
+      <w:r>
+        <w:rPr>
+          <w:rFonts w:ascii="Calibri" w:eastAsia="SimHei"/>
+          <w:b/>
+          <w:bCs/>
+          <w:color w:val="1B4A5C"/>
+          <w:sz w:val="28"/>
+          <w:szCs w:val="28"/>
+        </w:rPr>
+        <w:t xml:space="preserve">题9　MCP 的两种官方传输方式如何取舍？</w:t>
+      </w:r>
+      <w:bookmarkEnd w:id="100044"/>
+    </w:p>
+    <w:p>
+      <w:pPr>
+        <w:spacing w:line="312"/>
+        <w:ind w:firstLine="480"/>
+        <w:jc w:val="both"/>
+      </w:pPr>
+      <w:r>
+        <w:rPr>
+          <w:rFonts w:ascii="Calibri" w:eastAsia="Microsoft YaHei"/>
+          <w:color w:val="1A2B33"/>
+          <w:sz w:val="24"/>
+          <w:szCs w:val="24"/>
+        </w:rPr>
+        <w:t xml:space="preserve">MCP 把协议层（JSON-RPC 2.0）与传输层解耦，官方支持 stdio 与 Streamable HTTP 两种标准传输（见本卷 3.3 节）。</w:t>
+      </w:r>
+    </w:p>
+    <w:p>
+      <w:pPr>
+        <w:pStyle w:val="ListParagraph"/>
+        <w:numPr>
+          <w:ilvl w:val="0"/>
+          <w:numId w:val="1"/>
+        </w:numPr>
+        <w:spacing w:line="312"/>
+      </w:pPr>
+      <w:r>
+        <w:rPr>
+          <w:rFonts w:ascii="Calibri" w:eastAsia="Microsoft YaHei"/>
+          <w:color w:val="1A2B33"/>
+          <w:sz w:val="24"/>
+          <w:szCs w:val="24"/>
+        </w:rPr>
+        <w:t xml:space="preserve">stdio：Client 以子进程启动 Server，经 stdin 与 stdout 按行交换 JSON，stderr 保留给日志；零网络开销、延迟极低、无网络暴露安全性高，但不支持远程连接与多 Client 共享，适合本地开发、CLI 工具、单用户单进程。</w:t>
+      </w:r>
+    </w:p>
+    <w:p>
+      <w:pPr>
+        <w:pStyle w:val="ListParagraph"/>
+        <w:numPr>
+          <w:ilvl w:val="0"/>
+          <w:numId w:val="1"/>
+        </w:numPr>
+        <w:spacing w:line="312"/>
+      </w:pPr>
+      <w:r>
+        <w:rPr>
+          <w:rFonts w:ascii="Calibri" w:eastAsia="Microsoft YaHei"/>
+          <w:color w:val="1A2B33"/>
+          <w:sz w:val="24"/>
+          <w:szCs w:val="24"/>
+        </w:rPr>
+        <w:t xml:space="preserve">Streamable HTTP：2025 年 3 月规范引入，以普通 HTTP POST 为主体、可选 SSE 流式响应，Session ID 机制支持有状态会话；支持远程、多 Client 共享与断线重连，但需认证加密与会话管理，适合生产部署、多租户、远程服务。</w:t>
+      </w:r>
+    </w:p>
+    <w:p>
+      <w:pPr>
+        <w:pStyle w:val="ListParagraph"/>
+        <w:numPr>
+          <w:ilvl w:val="0"/>
+          <w:numId w:val="1"/>
+        </w:numPr>
+        <w:spacing w:line="312"/>
+      </w:pPr>
+      <w:r>
+        <w:rPr>
+          <w:rFonts w:ascii="Calibri" w:eastAsia="Microsoft YaHei"/>
+          <w:color w:val="1A2B33"/>
+          <w:sz w:val="24"/>
+          <w:szCs w:val="24"/>
+        </w:rPr>
+        <w:t xml:space="preserve">常见组合：开发阶段用 stdio 快速迭代，上线切换 Streamable HTTP；SSE 只是后者的可选升级机制而非独立传输，WebSocket 因部署复杂、与 MCP 设计哲学不一致，尚未标准化。</w:t>
+      </w:r>
+    </w:p>
+    <w:p>
+      <w:pPr>
+        <w:pStyle w:val="Heading2"/>
+        <w:keepNext/>
+        <w:spacing w:after="140" w:before="280" w:line="360" w:lineRule="atLeast"/>
+      </w:pPr>
+      <w:bookmarkStart w:id="100045" w:name="_Toc100045"/>
+      <w:r>
+        <w:rPr>
+          <w:rFonts w:ascii="Calibri" w:eastAsia="SimHei"/>
+          <w:b/>
+          <w:bCs/>
+          <w:color w:val="1B4A5C"/>
+          <w:sz w:val="28"/>
+          <w:szCs w:val="28"/>
+        </w:rPr>
+        <w:t xml:space="preserve">题10　MCP 三大原语如何区分与协同？</w:t>
+      </w:r>
+      <w:bookmarkEnd w:id="100045"/>
+    </w:p>
+    <w:p>
+      <w:pPr>
+        <w:spacing w:line="312"/>
+        <w:ind w:firstLine="480"/>
+        <w:jc w:val="both"/>
+      </w:pPr>
+      <w:r>
+        <w:rPr>
+          <w:rFonts w:ascii="Calibri" w:eastAsia="Microsoft YaHei"/>
+          <w:color w:val="1A2B33"/>
+          <w:sz w:val="24"/>
+          <w:szCs w:val="24"/>
+        </w:rPr>
+        <w:t xml:space="preserve">MCP Server 通过三种核心原语对外暴露能力，语义上分别对应"做、读、表达"（见本卷 4.1 节）。</w:t>
+      </w:r>
+    </w:p>
+    <w:p>
+      <w:pPr>
+        <w:pStyle w:val="ListParagraph"/>
+        <w:numPr>
+          <w:ilvl w:val="0"/>
+          <w:numId w:val="1"/>
+        </w:numPr>
+        <w:spacing w:line="312"/>
+      </w:pPr>
+      <w:r>
+        <w:rPr>
+          <w:rFonts w:ascii="Calibri" w:eastAsia="Microsoft YaHei"/>
+          <w:color w:val="1A2B33"/>
+          <w:sz w:val="24"/>
+          <w:szCs w:val="24"/>
+        </w:rPr>
+        <w:t xml:space="preserve">Tools 是"模型可以做什么"：可执行操作（查天气、写文件、调 API），经 tools/list 动态发现、tools/call 调用；与传统 Function Calling 的最大区别是动态发现，模型不必预先知道全部工具；有副作用风险，需审批。</w:t>
+      </w:r>
+    </w:p>
+    <w:p>
+      <w:pPr>
+        <w:pStyle w:val="ListParagraph"/>
+        <w:numPr>
+          <w:ilvl w:val="0"/>
+          <w:numId w:val="1"/>
+        </w:numPr>
+        <w:spacing w:line="312"/>
+      </w:pPr>
+      <w:r>
+        <w:rPr>
+          <w:rFonts w:ascii="Calibri" w:eastAsia="Microsoft YaHei"/>
+          <w:color w:val="1A2B33"/>
+          <w:sz w:val="24"/>
+          <w:szCs w:val="24"/>
+        </w:rPr>
+        <w:t xml:space="preserve">Resources 是"服务器上有什么数据可读"：只读数据入口，以 URI 标识（如 db://schema/users），经 resources/read 读取；与 Tools 的核心区别是"读"与"做"，写入操作必须用 Tools。</w:t>
+      </w:r>
+    </w:p>
+    <w:p>
+      <w:pPr>
+        <w:pStyle w:val="ListParagraph"/>
+        <w:numPr>
+          <w:ilvl w:val="0"/>
+          <w:numId w:val="1"/>
+        </w:numPr>
+        <w:spacing w:line="312"/>
+      </w:pPr>
+      <w:r>
+        <w:rPr>
+          <w:rFonts w:ascii="Calibri" w:eastAsia="Microsoft YaHei"/>
+          <w:color w:val="1A2B33"/>
+          <w:sz w:val="24"/>
+          <w:szCs w:val="24"/>
+        </w:rPr>
+        <w:t xml:space="preserve">Prompts 是"如何引导模型"：Server 暴露可参数化的提示词模板，经 prompts/list 与 prompts/get 使用，把领域专家知识从模型训练阶段转移到 Server 端维护，天然安全。</w:t>
+      </w:r>
+    </w:p>
+    <w:p>
+      <w:pPr>
+        <w:pStyle w:val="ListParagraph"/>
+        <w:numPr>
+          <w:ilvl w:val="0"/>
+          <w:numId w:val="1"/>
+        </w:numPr>
+        <w:spacing w:line="312"/>
+      </w:pPr>
+      <w:r>
+        <w:rPr>
+          <w:rFonts w:ascii="Calibri" w:eastAsia="Microsoft YaHei"/>
+          <w:color w:val="1A2B33"/>
+          <w:sz w:val="24"/>
+          <w:szCs w:val="24"/>
+        </w:rPr>
+        <w:t xml:space="preserve">协同模式：先经 Resources 了解数据结构，再用 Tools 执行操作，最后以 Prompts 模板专业呈现结果，构成"数据＋动作＋表达"的三层分工。</w:t>
+      </w:r>
+    </w:p>
+    <w:p>
+      <w:pPr>
+        <w:pStyle w:val="Heading1"/>
+        <w:keepNext/>
+        <w:spacing w:after="200" w:before="360" w:line="400" w:lineRule="atLeast"/>
+      </w:pPr>
+      <w:bookmarkStart w:id="100046" w:name="_Toc100046"/>
+      <w:r>
+        <w:rPr>
+          <w:rFonts w:ascii="Calibri" w:eastAsia="SimHei"/>
+          <w:b/>
+          <w:bCs/>
+          <w:color w:val="16324A"/>
+          <w:sz w:val="32"/>
+          <w:szCs w:val="32"/>
+        </w:rPr>
         <w:t xml:space="preserve">下一卷预告</w:t>
       </w:r>
-      <w:bookmarkEnd w:id="100032"/>
+      <w:bookmarkEnd w:id="100046"/>
     </w:p>
     <w:p>
       <w:pPr>
